--- a/03_Outputs/final scripts/pt/Module 9/9.1.0-pt.docx
+++ b/03_Outputs/final scripts/pt/Module 9/9.1.0-pt.docx
@@ -9,7 +9,7 @@
     </w:p>
     <w:p>
       <w:r>
-        <w:t xml:space="preserve">No Sul Global, a energia renovável está transformando a forma como as comunidades acessam a eletricidade e constroem oportunidades. Neste capítulo, exploramos o crescimento dinâmico da energia eólica e solar, bem como o surgimento de soluções descentralizadas como mini-redes e sistemas solares residenciais. Essas tecnologias estão impulsionando o acesso a energia limpa, apoiando o desenvolvimento econômico e ajudando a reduzir a lacuna de acesso à eletricidade em regiões onde milhões ainda não têm energia confiável.  </w:t>
+        <w:t xml:space="preserve">Ao longo do Sul Global, a energia renovável está transformando a forma como as comunidades acessam a eletricidade e constroem oportunidades. Neste capítulo, exploramos o crescimento dinâmico da energia eólica e solar, bem como o surgimento de soluções descentralizadas como mini-redes e sistemas solares residenciais. Essas tecnologias estão impulsionando o acesso a energia limpa, apoiando o desenvolvimento econômico e ajudando a reduzir a lacuna de acesso à eletricidade em regiões onde milhões ainda carecem de energia confiável.  </w:t>
       </w:r>
     </w:p>
     <w:p>
